--- a/Articles/2026/3_DaVinci_Tips_and_Tricks/4_How_to_Export_an_MP4_in_DaVinci_Resolve/Write Up.docx
+++ b/Articles/2026/3_DaVinci_Tips_and_Tricks/4_How_to_Export_an_MP4_in_DaVinci_Resolve/Write Up.docx
@@ -30,7 +30,7 @@
         <w:pStyle w:val="Heading1"/>
       </w:pPr>
       <w:r>
-        <w:t xml:space="preserve">4 How to Export an MP4 in DaVinci Resolve </w:t>
+        <w:t>4 How to 'Save' and 'Export' an MP4 in DaVinci Resolve</w:t>
       </w:r>
     </w:p>
     <w:p/>
@@ -815,6 +815,7 @@
   <w:style w:type="character" w:default="1" w:styleId="DefaultParagraphFont">
     <w:name w:val="Default Paragraph Font"/>
     <w:uiPriority w:val="1"/>
+    <w:semiHidden/>
     <w:unhideWhenUsed/>
   </w:style>
   <w:style w:type="table" w:default="1" w:styleId="TableNormal">
